--- a/recovery-systems/02-linear-b/Linear_B_CIF.docx
+++ b/recovery-systems/02-linear-b/Linear_B_CIF.docx
@@ -2290,7 +2290,7 @@
         <w:pStyle w:val="FirstParagraph"/>
       </w:pPr>
       <w:r>
-        <w:t xml:space="preserve">Linear A—the predecessor script to Linear B—remains undeciphered despite using many of the same signs. Why? Because the underlying language is unknown (likely non-Greek Minoan) and the corpus is too small (~1,500 signs total vs. ~4,500 tablets for Linear B).</w:t>
+        <w:t xml:space="preserve">Linear A—the predecessor script to Linear B—remains undeciphered despite using many of the same signs. Why? Because the underlying language is unknown (likely non-Greek Minoan) and the surviving corpus is far smaller and less internally regular than the ~4,500 Linear B tablets that made structural analysis possible.</w:t>
       </w:r>
     </w:p>
     <w:p>
@@ -2860,7 +2860,7 @@
         <w:pStyle w:val="Compact"/>
       </w:pPr>
       <w:r>
-        <w:t xml:space="preserve">Modern Egyptologists openly acknowledge pronunciation uncertainties, missing vocabulary, and approximations. The recovered Mycenaean Greek is a scholarly reconstruction based on later Greek dialects, not native fluency.</w:t>
+        <w:t xml:space="preserve">Modern scholars of Mycenaean Greek openly acknowledge pronunciation uncertainties, missing vocabulary, and approximations. The recovered Mycenaean Greek is a scholarly reconstruction based on later Greek dialects, not native fluency.</w:t>
       </w:r>
     </w:p>
     <w:p>
